--- a/이탈리아 검사/1부/1부_7화_아녜세의_등장.docx
+++ b/이탈리아 검사/1부/1부_7화_아녜세의_등장.docx
@@ -1378,7 +1378,7 @@
           <w:i w:val="0"/>
           <w:sz w:val="22"/>
         </w:rPr>
-        <w:t>Agnese Mancuso. Cooperativa Il Carrubo, sulle terre confiscate ai Lombardo, e la rete Luce, se ne ha sentito parlare.</w:t>
+        <w:t>Agnese Mancuso. Cooperativa Il Carrubo, sulle terre confiscate ai Sinagra, e la rete Luce, se ne ha sentito parlare.</w:t>
       </w:r>
     </w:p>
     <w:p>
@@ -3067,7 +3067,7 @@
           <w:i w:val="0"/>
           <w:sz w:val="22"/>
         </w:rPr>
-        <w:t xml:space="preserve"> Quarantadue ettari. Era dei Lombardo. Confiscato nel 2006, assegnato a noi nel 2011. Cinque anni di carte per avere un pezzo di terra che lo Stato aveva già vinto.</w:t>
+        <w:t xml:space="preserve"> Quarantadue ettari. Era dei Sinagra. Confiscato nel 2006, assegnato a noi nel 2011. Cinque anni di carte per avere un pezzo di terra che lo Stato aveva già vinto.</w:t>
       </w:r>
     </w:p>
     <w:p>
